--- a/Практическая_работа_6/ПР6_Отчет_GitHub.docx
+++ b/Практическая_работа_6/ПР6_Отчет_GitHub.docx
@@ -219,7 +219,7 @@
           <w:rFonts w:ascii="Courier New" w:hAnsi="Courier New"/>
           <w:sz w:val="22"/>
         </w:rPr>
-        <w:t>├── Практическая_работа_1/ … _3/       отчёты ПР1–ПР3</w:t>
+        <w:t>├── Практическая_работа_1/ … _3/       ПР1–ПР2, спецификация (ПР3)</w:t>
       </w:r>
     </w:p>
     <w:p>
